--- a/vvdn/protocols/i2c/i2c-circuit-and-hardware-connections.docx
+++ b/vvdn/protocols/i2c/i2c-circuit-and-hardware-connections.docx
@@ -203,7 +203,7 @@
           <w:color w:val="282C34"/>
           <w:sz w:val="21"/>
         </w:rPr>
-        <w:t>Pull-Up Resistor ($R_p$) Sizing Limits</w:t>
+        <w:t>Pull-Up Resistor (R_p) Sizing Limits</w:t>
       </w:r>
       <w:r>
         <w:rPr>
@@ -225,57 +225,60 @@
           <w:color w:val="282C34"/>
           <w:sz w:val="21"/>
         </w:rPr>
-        <w:t>Minimum Resistance ($R_{p(min)}$)</w:t>
+        <w:t>Minimum Resistance (R_p(min))</w:t>
       </w:r>
       <w:r>
         <w:rPr>
           <w:color w:val="282C34"/>
           <w:sz w:val="21"/>
         </w:rPr>
-        <w:t>: Dictated by driver current sink capability (</w:t>
-      </w:r>
-      <w:r>
-        <w:rPr>
-          <w:i/>
-          <w:color w:val="145AA0"/>
-          <w:sz w:val="21"/>
-        </w:rPr>
-        <w:t>I_{OL = 3\,mA</w:t>
-      </w:r>
-      <w:r>
-        <w:rPr>
-          <w:color w:val="282C34"/>
-          <w:sz w:val="21"/>
-        </w:rPr>
-        <w:t xml:space="preserve"> for Standard/Fast mode):</w:t>
+        <w:t>: Dictated by driver current sink capability (I_OL = 3 mA for Standard/Fast mode):</w:t>
       </w:r>
     </w:p>
-    <w:p>
-      <w:pPr>
-        <w:spacing w:after="80"/>
-      </w:pPr>
-      <w:r>
-        <w:rPr>
-          <w:i/>
-          <w:color w:val="145AA0"/>
-          <w:sz w:val="21"/>
-        </w:rPr>
-      </w:r>
-      <w:r>
-        <w:rPr>
-          <w:color w:val="282C34"/>
-          <w:sz w:val="21"/>
-        </w:rPr>
-        <w:t>R_{p(min)} = \frac{V_{DD} - V_{OL(max)}}{I_{OL}} = \frac{3.3\,\text{V} - 0.4\,\text{V}}{3\,\text{mA}} \approx 966\,\Omega</w:t>
-      </w:r>
-      <w:r>
-        <w:rPr>
-          <w:i/>
-          <w:color w:val="145AA0"/>
-          <w:sz w:val="21"/>
-        </w:rPr>
-      </w:r>
-    </w:p>
+    <w:tbl>
+      <w:tblPr>
+        <w:tblW w:type="auto" w:w="0"/>
+        <w:jc w:val="center"/>
+        <w:tblLook w:firstColumn="1" w:firstRow="1" w:lastColumn="0" w:lastRow="0" w:noHBand="0" w:noVBand="1" w:val="04A0"/>
+      </w:tblPr>
+      <w:tblGrid>
+        <w:gridCol w:w="9792"/>
+      </w:tblGrid>
+      <w:tr>
+        <w:tc>
+          <w:tcPr>
+            <w:tcW w:type="dxa" w:w="9792"/>
+            <w:shd w:fill="F5F6F8"/>
+            <w:tcMar>
+              <w:top w:w="80" w:type="dxa"/>
+              <w:bottom w:w="80" w:type="dxa"/>
+              <w:left w:w="140" w:type="dxa"/>
+              <w:right w:w="140" w:type="dxa"/>
+            </w:tcMar>
+            <w:tcBorders>
+              <w:left w:val="single" w:sz="18" w:space="0" w:color="CBD5E0"/>
+              <w:top w:val="none"/>
+              <w:right w:val="none"/>
+              <w:bottom w:val="none"/>
+            </w:tcBorders>
+          </w:tcPr>
+          <w:p>
+            <w:pPr>
+              <w:spacing w:line="240" w:lineRule="auto" w:after="0"/>
+            </w:pPr>
+            <w:r>
+              <w:rPr>
+                <w:rFonts w:ascii="Consolas" w:hAnsi="Consolas"/>
+                <w:color w:val="2D3748"/>
+                <w:sz w:val="18"/>
+              </w:rPr>
+              <w:t>R_p(min) = (V_DD - V_OL(max)) / I_OL = (3.3 V - 0.4 V) / 3 mA ≈ 966 Ω</w:t>
+            </w:r>
+          </w:p>
+        </w:tc>
+      </w:tr>
+    </w:tbl>
+    <w:p/>
     <w:p>
       <w:pPr>
         <w:pStyle w:val="ListBullet"/>
@@ -288,117 +291,60 @@
           <w:color w:val="282C34"/>
           <w:sz w:val="21"/>
         </w:rPr>
-        <w:t>Maximum Resistance ($R_{p(max)}$)</w:t>
+        <w:t>Maximum Resistance (R_p(max))</w:t>
       </w:r>
       <w:r>
         <w:rPr>
           <w:color w:val="282C34"/>
           <w:sz w:val="21"/>
         </w:rPr>
-        <w:t>: Dictated by bus capacitance (</w:t>
-      </w:r>
-      <w:r>
-        <w:rPr>
-          <w:i/>
-          <w:color w:val="145AA0"/>
-          <w:sz w:val="21"/>
-        </w:rPr>
-        <w:t>C_b</w:t>
-      </w:r>
-      <w:r>
-        <w:rPr>
-          <w:color w:val="282C34"/>
-          <w:sz w:val="21"/>
-        </w:rPr>
-        <w:t>) and maximum allowed rise-time (</w:t>
-      </w:r>
-      <w:r>
-        <w:rPr>
-          <w:i/>
-          <w:color w:val="145AA0"/>
-          <w:sz w:val="21"/>
-        </w:rPr>
-        <w:t>t_r = 1000\,ns</w:t>
-      </w:r>
-      <w:r>
-        <w:rPr>
-          <w:color w:val="282C34"/>
-          <w:sz w:val="21"/>
-        </w:rPr>
-        <w:t xml:space="preserve"> for </w:t>
-      </w:r>
-      <w:r>
-        <w:rPr>
-          <w:i/>
-          <w:color w:val="145AA0"/>
-          <w:sz w:val="21"/>
-        </w:rPr>
-        <w:t>100\,kbps</w:t>
-      </w:r>
-      <w:r>
-        <w:rPr>
-          <w:color w:val="282C34"/>
-          <w:sz w:val="21"/>
-        </w:rPr>
-        <w:t xml:space="preserve">, </w:t>
-      </w:r>
-      <w:r>
-        <w:rPr>
-          <w:i/>
-          <w:color w:val="145AA0"/>
-          <w:sz w:val="21"/>
-        </w:rPr>
-        <w:t>300\,ns</w:t>
-      </w:r>
-      <w:r>
-        <w:rPr>
-          <w:color w:val="282C34"/>
-          <w:sz w:val="21"/>
-        </w:rPr>
-        <w:t xml:space="preserve"> for </w:t>
-      </w:r>
-      <w:r>
-        <w:rPr>
-          <w:i/>
-          <w:color w:val="145AA0"/>
-          <w:sz w:val="21"/>
-        </w:rPr>
-        <w:t>400\,kbps</w:t>
-      </w:r>
-      <w:r>
-        <w:rPr>
-          <w:color w:val="282C34"/>
-          <w:sz w:val="21"/>
-        </w:rPr>
-        <w:t>):</w:t>
+        <w:t>: Dictated by bus capacitance (C_b) and maximum allowed rise-time (t_r = 1000 ns for 100 kbps, 300 ns for 400 kbps):</w:t>
       </w:r>
     </w:p>
-    <w:p>
-      <w:pPr>
-        <w:spacing w:after="80"/>
-      </w:pPr>
-      <w:r>
-        <w:rPr>
-          <w:i/>
-          <w:color w:val="145AA0"/>
-          <w:sz w:val="21"/>
-        </w:rPr>
-      </w:r>
-      <w:r>
-        <w:rPr>
-          <w:color w:val="282C34"/>
-          <w:sz w:val="21"/>
-        </w:rPr>
-        <w:t>R_{p(max)} = \frac{t_{r(max)}}{0.8473 \times C_b} = \frac{300\,\text{ns}}{0.8473 \times 100\,\text{pF}} \approx 3.54\,\text{k}\Omega</w:t>
-      </w:r>
-      <w:r>
-        <w:rPr>
-          <w:i/>
-          <w:color w:val="145AA0"/>
-          <w:sz w:val="21"/>
-        </w:rPr>
-      </w:r>
-    </w:p>
+    <w:tbl>
+      <w:tblPr>
+        <w:tblW w:type="auto" w:w="0"/>
+        <w:jc w:val="center"/>
+        <w:tblLook w:firstColumn="1" w:firstRow="1" w:lastColumn="0" w:lastRow="0" w:noHBand="0" w:noVBand="1" w:val="04A0"/>
+      </w:tblPr>
+      <w:tblGrid>
+        <w:gridCol w:w="9792"/>
+      </w:tblGrid>
+      <w:tr>
+        <w:tc>
+          <w:tcPr>
+            <w:tcW w:type="dxa" w:w="9792"/>
+            <w:shd w:fill="F5F6F8"/>
+            <w:tcMar>
+              <w:top w:w="80" w:type="dxa"/>
+              <w:bottom w:w="80" w:type="dxa"/>
+              <w:left w:w="140" w:type="dxa"/>
+              <w:right w:w="140" w:type="dxa"/>
+            </w:tcMar>
+            <w:tcBorders>
+              <w:left w:val="single" w:sz="18" w:space="0" w:color="CBD5E0"/>
+              <w:top w:val="none"/>
+              <w:right w:val="none"/>
+              <w:bottom w:val="none"/>
+            </w:tcBorders>
+          </w:tcPr>
+          <w:p>
+            <w:pPr>
+              <w:spacing w:line="240" w:lineRule="auto" w:after="0"/>
+            </w:pPr>
+            <w:r>
+              <w:rPr>
+                <w:rFonts w:ascii="Consolas" w:hAnsi="Consolas"/>
+                <w:color w:val="2D3748"/>
+                <w:sz w:val="18"/>
+              </w:rPr>
+              <w:t>R_p(max) = t_r(max) / (0.8473 * C_b) = 300 ns / (0.8473 * 100 pF) ≈ 3.54 kΩ</w:t>
+            </w:r>
+          </w:p>
+        </w:tc>
+      </w:tr>
+    </w:tbl>
+    <w:p/>
     <w:p>
       <w:pPr>
         <w:pStyle w:val="ListBullet"/>
@@ -418,52 +364,7 @@
           <w:color w:val="282C34"/>
           <w:sz w:val="21"/>
         </w:rPr>
-        <w:t xml:space="preserve">: </w:t>
-      </w:r>
-      <w:r>
-        <w:rPr>
-          <w:i/>
-          <w:color w:val="145AA0"/>
-          <w:sz w:val="21"/>
-        </w:rPr>
-        <w:t>R_p = 2.2\,k\Omega \dots 4.7\,k\Omega</w:t>
-      </w:r>
-      <w:r>
-        <w:rPr>
-          <w:color w:val="282C34"/>
-          <w:sz w:val="21"/>
-        </w:rPr>
-        <w:t xml:space="preserve"> for </w:t>
-      </w:r>
-      <w:r>
-        <w:rPr>
-          <w:i/>
-          <w:color w:val="145AA0"/>
-          <w:sz w:val="21"/>
-        </w:rPr>
-        <w:t>3.3\,V</w:t>
-      </w:r>
-      <w:r>
-        <w:rPr>
-          <w:color w:val="282C34"/>
-          <w:sz w:val="21"/>
-        </w:rPr>
-        <w:t xml:space="preserve"> systems running at </w:t>
-      </w:r>
-      <w:r>
-        <w:rPr>
-          <w:i/>
-          <w:color w:val="145AA0"/>
-          <w:sz w:val="21"/>
-        </w:rPr>
-        <w:t>400\,kbps</w:t>
-      </w:r>
-      <w:r>
-        <w:rPr>
-          <w:color w:val="282C34"/>
-          <w:sz w:val="21"/>
-        </w:rPr>
-        <w:t>.</w:t>
+        <w:t>: R_p = 2.2 kΩ ... 4.7 kΩ for 3.3 V systems running at 400 kbps.</w:t>
       </w:r>
     </w:p>
     <w:p>
@@ -478,7 +379,7 @@
           <w:color w:val="282C34"/>
           <w:sz w:val="21"/>
         </w:rPr>
-        <w:t>Hardware Address Pin Strapping ($A_0, A_1, A_2$)</w:t>
+        <w:t>Hardware Address Pin Strapping (A_0, A_1, A_2)</w:t>
       </w:r>
       <w:r>
         <w:rPr>
@@ -499,22 +400,7 @@
           <w:color w:val="282C34"/>
           <w:sz w:val="21"/>
         </w:rPr>
-        <w:t xml:space="preserve">Unconnected address pins float, causing intermittent address detection. Tie address pins directly to Ground or </w:t>
-      </w:r>
-      <w:r>
-        <w:rPr>
-          <w:i/>
-          <w:color w:val="145AA0"/>
-          <w:sz w:val="21"/>
-        </w:rPr>
-        <w:t>V_{DD</w:t>
-      </w:r>
-      <w:r>
-        <w:rPr>
-          <w:color w:val="282C34"/>
-          <w:sz w:val="21"/>
-        </w:rPr>
-        <w:t>.</w:t>
+        <w:t>Unconnected address pins float, causing intermittent address detection. Tie address pins directly to Ground or V_DD.</w:t>
       </w:r>
     </w:p>
     <w:p>
@@ -550,52 +436,7 @@
           <w:color w:val="282C34"/>
           <w:sz w:val="21"/>
         </w:rPr>
-        <w:t xml:space="preserve">Every I2C target IC must have its own </w:t>
-      </w:r>
-      <w:r>
-        <w:rPr>
-          <w:i/>
-          <w:color w:val="145AA0"/>
-          <w:sz w:val="21"/>
-        </w:rPr>
-        <w:t>0.1\,µF</w:t>
-      </w:r>
-      <w:r>
-        <w:rPr>
-          <w:color w:val="282C34"/>
-          <w:sz w:val="21"/>
-        </w:rPr>
-        <w:t xml:space="preserve"> ceramic bypass capacitor placed within </w:t>
-      </w:r>
-      <w:r>
-        <w:rPr>
-          <w:i/>
-          <w:color w:val="145AA0"/>
-          <w:sz w:val="21"/>
-        </w:rPr>
-        <w:t>3\,mm</w:t>
-      </w:r>
-      <w:r>
-        <w:rPr>
-          <w:color w:val="282C34"/>
-          <w:sz w:val="21"/>
-        </w:rPr>
-        <w:t xml:space="preserve"> of its </w:t>
-      </w:r>
-      <w:r>
-        <w:rPr>
-          <w:i/>
-          <w:color w:val="145AA0"/>
-          <w:sz w:val="21"/>
-        </w:rPr>
-        <w:t>V_{DD</w:t>
-      </w:r>
-      <w:r>
-        <w:rPr>
-          <w:color w:val="282C34"/>
-          <w:sz w:val="21"/>
-        </w:rPr>
-        <w:t xml:space="preserve"> pin.</w:t>
+        <w:t>Every I2C target IC must have its own 0.1 µF ceramic bypass capacitor placed within 3 mm of its V_DD pin.</w:t>
       </w:r>
     </w:p>
     <w:p>
@@ -764,74 +605,7 @@
           <w:color w:val="282C34"/>
           <w:sz w:val="21"/>
         </w:rPr>
-        <w:t xml:space="preserve">Gate is tied to </w:t>
-      </w:r>
-      <w:r>
-        <w:rPr>
-          <w:i/>
-          <w:color w:val="145AA0"/>
-          <w:sz w:val="21"/>
-        </w:rPr>
-        <w:t>+3.3\,V</w:t>
-      </w:r>
-      <w:r>
-        <w:rPr>
-          <w:color w:val="282C34"/>
-          <w:sz w:val="21"/>
-        </w:rPr>
-        <w:t xml:space="preserve">. Source is held at </w:t>
-      </w:r>
-      <w:r>
-        <w:rPr>
-          <w:i/>
-          <w:color w:val="145AA0"/>
-          <w:sz w:val="21"/>
-        </w:rPr>
-        <w:t>+3.3\,V</w:t>
-      </w:r>
-      <w:r>
-        <w:rPr>
-          <w:color w:val="282C34"/>
-          <w:sz w:val="21"/>
-        </w:rPr>
-        <w:t xml:space="preserve"> by </w:t>
-      </w:r>
-      <w:r>
-        <w:rPr>
-          <w:i/>
-          <w:color w:val="145AA0"/>
-          <w:sz w:val="21"/>
-        </w:rPr>
-        <w:t>R_1</w:t>
-      </w:r>
-      <w:r>
-        <w:rPr>
-          <w:color w:val="282C34"/>
-          <w:sz w:val="21"/>
-        </w:rPr>
-        <w:t>.</w:t>
-      </w:r>
-    </w:p>
-    <w:p>
-      <w:pPr>
-        <w:pStyle w:val="ListBullet"/>
-        <w:spacing w:after="40"/>
-        <w:ind w:left="720"/>
-      </w:pPr>
-      <w:r>
-        <w:rPr>
-          <w:i/>
-          <w:color w:val="145AA0"/>
-          <w:sz w:val="21"/>
-        </w:rPr>
-        <w:t>V_{GS = 3.3\,V - 3.3\,V = 0\,V &lt; V_{TH</w:t>
-      </w:r>
-      <w:r>
-        <w:rPr>
-          <w:color w:val="282C34"/>
-          <w:sz w:val="21"/>
-        </w:rPr>
-        <w:t>. MOSFET is OFF.</w:t>
+        <w:t>Gate is tied to +3.3 V. Source is held at +3.3 V by R_1.</w:t>
       </w:r>
     </w:p>
     <w:p>
@@ -845,37 +619,21 @@
           <w:color w:val="282C34"/>
           <w:sz w:val="21"/>
         </w:rPr>
-        <w:t xml:space="preserve">The HV side is independently pulled up to </w:t>
+        <w:t>V_GS = 3.3 V - 3.3 V = 0 V &lt; V_TH. MOSFET is OFF.</w:t>
       </w:r>
-      <w:r>
-        <w:rPr>
-          <w:i/>
-          <w:color w:val="145AA0"/>
-          <w:sz w:val="21"/>
-        </w:rPr>
-        <w:t>+5.0\,V</w:t>
-      </w:r>
+    </w:p>
+    <w:p>
+      <w:pPr>
+        <w:pStyle w:val="ListBullet"/>
+        <w:spacing w:after="40"/>
+        <w:ind w:left="720"/>
+      </w:pPr>
       <w:r>
         <w:rPr>
           <w:color w:val="282C34"/>
           <w:sz w:val="21"/>
         </w:rPr>
-        <w:t xml:space="preserve"> by </w:t>
-      </w:r>
-      <w:r>
-        <w:rPr>
-          <w:i/>
-          <w:color w:val="145AA0"/>
-          <w:sz w:val="21"/>
-        </w:rPr>
-        <w:t>R_2</w:t>
-      </w:r>
-      <w:r>
-        <w:rPr>
-          <w:color w:val="282C34"/>
-          <w:sz w:val="21"/>
-        </w:rPr>
-        <w:t>. Zero current flows between the two supply domains.</w:t>
+        <w:t>The HV side is independently pulled up to +5.0 V by R_2. Zero current flows between the two supply domains.</w:t>
       </w:r>
     </w:p>
     <w:p>
@@ -890,7 +648,7 @@
           <w:color w:val="282C34"/>
           <w:sz w:val="21"/>
         </w:rPr>
-        <w:t>3.3V Master Pulls Bus LOW ($0\,\text{V}$)</w:t>
+        <w:t>3.3V Master Pulls Bus LOW (0 V)</w:t>
       </w:r>
       <w:r>
         <w:rPr>
@@ -911,22 +669,7 @@
           <w:color w:val="282C34"/>
           <w:sz w:val="21"/>
         </w:rPr>
-        <w:t xml:space="preserve">Source potential drops to </w:t>
-      </w:r>
-      <w:r>
-        <w:rPr>
-          <w:i/>
-          <w:color w:val="145AA0"/>
-          <w:sz w:val="21"/>
-        </w:rPr>
-        <w:t>0\,V</w:t>
-      </w:r>
-      <w:r>
-        <w:rPr>
-          <w:color w:val="282C34"/>
-          <w:sz w:val="21"/>
-        </w:rPr>
-        <w:t>.</w:t>
+        <w:t>Source potential drops to 0 V.</w:t>
       </w:r>
     </w:p>
     <w:p>
@@ -937,18 +680,10 @@
       </w:pPr>
       <w:r>
         <w:rPr>
-          <w:i/>
-          <w:color w:val="145AA0"/>
-          <w:sz w:val="21"/>
-        </w:rPr>
-        <w:t>V_{GS = 3.3\,V - 0\,V = 3.3\,V &gt; V_{TH</w:t>
-      </w:r>
-      <w:r>
-        <w:rPr>
           <w:color w:val="282C34"/>
           <w:sz w:val="21"/>
         </w:rPr>
-        <w:t>. The MOSFET turns fully ON.</w:t>
+        <w:t>V_GS = 3.3 V - 0 V = 3.3 V &gt; V_TH. The MOSFET turns fully ON.</w:t>
       </w:r>
     </w:p>
     <w:p>
@@ -977,7 +712,7 @@
           <w:color w:val="282C34"/>
           <w:sz w:val="21"/>
         </w:rPr>
-        <w:t>5V Slave Pulls Bus LOW ($0\,\text{V}$)</w:t>
+        <w:t>5V Slave Pulls Bus LOW (0 V)</w:t>
       </w:r>
       <w:r>
         <w:rPr>
@@ -998,22 +733,7 @@
           <w:color w:val="282C34"/>
           <w:sz w:val="21"/>
         </w:rPr>
-        <w:t xml:space="preserve">Drain potential drops to </w:t>
-      </w:r>
-      <w:r>
-        <w:rPr>
-          <w:i/>
-          <w:color w:val="145AA0"/>
-          <w:sz w:val="21"/>
-        </w:rPr>
-        <w:t>0\,V</w:t>
-      </w:r>
-      <w:r>
-        <w:rPr>
-          <w:color w:val="282C34"/>
-          <w:sz w:val="21"/>
-        </w:rPr>
-        <w:t>.</w:t>
+        <w:t>Drain potential drops to 0 V.</w:t>
       </w:r>
     </w:p>
     <w:p>
@@ -1027,22 +747,7 @@
           <w:color w:val="282C34"/>
           <w:sz w:val="21"/>
         </w:rPr>
-        <w:t xml:space="preserve">The intrinsic body diode becomes forward biased, pulling the Source node down to </w:t>
-      </w:r>
-      <w:r>
-        <w:rPr>
-          <w:i/>
-          <w:color w:val="145AA0"/>
-          <w:sz w:val="21"/>
-        </w:rPr>
-        <w:t>\approx 0.6\,V</w:t>
-      </w:r>
-      <w:r>
-        <w:rPr>
-          <w:color w:val="282C34"/>
-          <w:sz w:val="21"/>
-        </w:rPr>
-        <w:t>.</w:t>
+        <w:t>The intrinsic body diode becomes forward biased, pulling the Source node down to ≈ 0.6 V.</w:t>
       </w:r>
     </w:p>
     <w:p>
@@ -1056,22 +761,7 @@
           <w:color w:val="282C34"/>
           <w:sz w:val="21"/>
         </w:rPr>
-        <w:t xml:space="preserve">Once Source drops, </w:t>
-      </w:r>
-      <w:r>
-        <w:rPr>
-          <w:i/>
-          <w:color w:val="145AA0"/>
-          <w:sz w:val="21"/>
-        </w:rPr>
-        <w:t>V_{GS = 3.3\,V - 0.6\,V = 2.7\,V &gt; V_{TH</w:t>
-      </w:r>
-      <w:r>
-        <w:rPr>
-          <w:color w:val="282C34"/>
-          <w:sz w:val="21"/>
-        </w:rPr>
-        <w:t>. The channel turns ON, pulling the 3.3V node down to pure Ground.</w:t>
+        <w:t>Once Source drops, V_GS = 3.3 V - 0.6 V = 2.7 V &gt; V_TH. The channel turns ON, pulling the 3.3V node down to pure Ground.</w:t>
       </w:r>
     </w:p>
     <w:p>
@@ -1294,22 +984,7 @@
           <w:color w:val="282C34"/>
           <w:sz w:val="21"/>
         </w:rPr>
-        <w:t xml:space="preserve"> </w:t>
-      </w:r>
-      <w:r>
-        <w:rPr>
-          <w:i/>
-          <w:color w:val="145AA0"/>
-          <w:sz w:val="21"/>
-        </w:rPr>
-        <w:t>\rightarrow</w:t>
-      </w:r>
-      <w:r>
-        <w:rPr>
-          <w:color w:val="282C34"/>
-          <w:sz w:val="21"/>
-        </w:rPr>
-        <w:t xml:space="preserve"> Enables Channel 0 only.</w:t>
+        <w:t xml:space="preserve"> -&gt; Enables Channel 0 only.</w:t>
       </w:r>
     </w:p>
     <w:p>
@@ -1338,22 +1013,7 @@
           <w:color w:val="282C34"/>
           <w:sz w:val="21"/>
         </w:rPr>
-        <w:t xml:space="preserve"> </w:t>
-      </w:r>
-      <w:r>
-        <w:rPr>
-          <w:i/>
-          <w:color w:val="145AA0"/>
-          <w:sz w:val="21"/>
-        </w:rPr>
-        <w:t>\rightarrow</w:t>
-      </w:r>
-      <w:r>
-        <w:rPr>
-          <w:color w:val="282C34"/>
-          <w:sz w:val="21"/>
-        </w:rPr>
-        <w:t xml:space="preserve"> Enables Channel 1 only.</w:t>
+        <w:t xml:space="preserve"> -&gt; Enables Channel 1 only.</w:t>
       </w:r>
     </w:p>
     <w:p>
@@ -1375,37 +1035,7 @@
           <w:color w:val="282C34"/>
           <w:sz w:val="21"/>
         </w:rPr>
-        <w:t xml:space="preserve">: Upstream and downstream bus segments are physically disconnected when disabled. If each downstream cable has </w:t>
-      </w:r>
-      <w:r>
-        <w:rPr>
-          <w:i/>
-          <w:color w:val="145AA0"/>
-          <w:sz w:val="21"/>
-        </w:rPr>
-        <w:t>150\,pF</w:t>
-      </w:r>
-      <w:r>
-        <w:rPr>
-          <w:color w:val="282C34"/>
-          <w:sz w:val="21"/>
-        </w:rPr>
-        <w:t xml:space="preserve"> of capacitance, the master only sees the capacitance of the currently active channel, keeping total bus capacitance safely below the </w:t>
-      </w:r>
-      <w:r>
-        <w:rPr>
-          <w:i/>
-          <w:color w:val="145AA0"/>
-          <w:sz w:val="21"/>
-        </w:rPr>
-        <w:t>400\,pF</w:t>
-      </w:r>
-      <w:r>
-        <w:rPr>
-          <w:color w:val="282C34"/>
-          <w:sz w:val="21"/>
-        </w:rPr>
-        <w:t xml:space="preserve"> specification.</w:t>
+        <w:t>: Upstream and downstream bus segments are physically disconnected when disabled. If each downstream cable has 150 pF of capacitance, the master only sees the capacitance of the currently active channel, keeping total bus capacitance safely below the 400 pF specification.</w:t>
       </w:r>
     </w:p>
     <w:p>
@@ -1438,37 +1068,7 @@
           <w:color w:val="282C34"/>
           <w:sz w:val="21"/>
         </w:rPr>
-        <w:t xml:space="preserve">Standard I2C drivers cannot drive cables longer than </w:t>
-      </w:r>
-      <w:r>
-        <w:rPr>
-          <w:i/>
-          <w:color w:val="145AA0"/>
-          <w:sz w:val="21"/>
-        </w:rPr>
-        <w:t>1 \dots 2\,meters</w:t>
-      </w:r>
-      <w:r>
-        <w:rPr>
-          <w:color w:val="282C34"/>
-          <w:sz w:val="21"/>
-        </w:rPr>
-        <w:t xml:space="preserve"> due to wire capacitance exceeding </w:t>
-      </w:r>
-      <w:r>
-        <w:rPr>
-          <w:i/>
-          <w:color w:val="145AA0"/>
-          <w:sz w:val="21"/>
-        </w:rPr>
-        <w:t>400\,pF</w:t>
-      </w:r>
-      <w:r>
-        <w:rPr>
-          <w:color w:val="282C34"/>
-          <w:sz w:val="21"/>
-        </w:rPr>
-        <w:t xml:space="preserve">. A dedicated </w:t>
+        <w:t xml:space="preserve">Standard I2C drivers cannot drive cables longer than 1 ... 2 meters due to wire capacitance exceeding 400 pF. A dedicated </w:t>
       </w:r>
       <w:r>
         <w:rPr>
@@ -1483,18 +1083,11 @@
           <w:color w:val="282C34"/>
           <w:sz w:val="21"/>
         </w:rPr>
-        <w:t xml:space="preserve"> scales drive current by </w:t>
+        <w:t xml:space="preserve"> scales drive current by 10</w:t>
       </w:r>
       <w:r>
         <w:rPr>
           <w:i/>
-          <w:color w:val="145AA0"/>
-          <w:sz w:val="21"/>
-        </w:rPr>
-        <w:t>10×</w:t>
-      </w:r>
-      <w:r>
-        <w:rPr>
           <w:color w:val="282C34"/>
           <w:sz w:val="21"/>
         </w:rPr>
@@ -1502,18 +1095,18 @@
       </w:r>
       <w:r>
         <w:rPr>
-          <w:b/>
+          <w:i/>
           <w:color w:val="282C34"/>
           <w:sz w:val="21"/>
         </w:rPr>
-        <w:t>$50\,\text{meters}$</w:t>
+        <w:t>50 meters</w:t>
       </w:r>
       <w:r>
         <w:rPr>
           <w:color w:val="282C34"/>
           <w:sz w:val="21"/>
         </w:rPr>
-        <w:t>:</w:t>
+        <w:t>*:</w:t>
       </w:r>
     </w:p>
     <w:tbl>
@@ -1629,22 +1222,7 @@
           <w:color w:val="282C34"/>
           <w:sz w:val="21"/>
         </w:rPr>
-        <w:t xml:space="preserve"> pins interface directly with standard </w:t>
-      </w:r>
-      <w:r>
-        <w:rPr>
-          <w:i/>
-          <w:color w:val="145AA0"/>
-          <w:sz w:val="21"/>
-        </w:rPr>
-        <w:t>400\,pF</w:t>
-      </w:r>
-      <w:r>
-        <w:rPr>
-          <w:color w:val="282C34"/>
-          <w:sz w:val="21"/>
-        </w:rPr>
-        <w:t xml:space="preserve"> logic-level I2C devices.</w:t>
+        <w:t xml:space="preserve"> pins interface directly with standard 400 pF logic-level I2C devices.</w:t>
       </w:r>
     </w:p>
     <w:p>
@@ -1673,52 +1251,7 @@
           <w:color w:val="282C34"/>
           <w:sz w:val="21"/>
         </w:rPr>
-        <w:t xml:space="preserve"> buffered pins feature heavy current sink capability (</w:t>
-      </w:r>
-      <w:r>
-        <w:rPr>
-          <w:i/>
-          <w:color w:val="145AA0"/>
-          <w:sz w:val="21"/>
-        </w:rPr>
-        <w:t>I_{OL ≥ 30\,mA</w:t>
-      </w:r>
-      <w:r>
-        <w:rPr>
-          <w:color w:val="282C34"/>
-          <w:sz w:val="21"/>
-        </w:rPr>
-        <w:t xml:space="preserve">), allowing pull-up resistors as low as </w:t>
-      </w:r>
-      <w:r>
-        <w:rPr>
-          <w:i/>
-          <w:color w:val="145AA0"/>
-          <w:sz w:val="21"/>
-        </w:rPr>
-        <w:t>330\,\Omega</w:t>
-      </w:r>
-      <w:r>
-        <w:rPr>
-          <w:color w:val="282C34"/>
-          <w:sz w:val="21"/>
-        </w:rPr>
-        <w:t xml:space="preserve"> connected to an industrial </w:t>
-      </w:r>
-      <w:r>
-        <w:rPr>
-          <w:i/>
-          <w:color w:val="145AA0"/>
-          <w:sz w:val="21"/>
-        </w:rPr>
-        <w:t>+12\,V</w:t>
-      </w:r>
-      <w:r>
-        <w:rPr>
-          <w:color w:val="282C34"/>
-          <w:sz w:val="21"/>
-        </w:rPr>
-        <w:t xml:space="preserve"> rail.</w:t>
+        <w:t xml:space="preserve"> buffered pins feature heavy current sink capability (I_OL &gt;= 30 mA), allowing pull-up resistors as low as 330 Ω connected to an industrial +12 V rail.</w:t>
       </w:r>
     </w:p>
     <w:p>
